--- a/week-15/cen429-week-15-ders-notu.docx
+++ b/week-15/cen429-week-15-ders-notu.docx
@@ -2,7 +2,7 @@
 <file path=word/document.xml><?xml version="1.0" encoding="utf-8"?>
 <w:document xmlns:w="http://schemas.openxmlformats.org/wordprocessingml/2006/main" xmlns:m="http://schemas.openxmlformats.org/officeDocument/2006/math" xmlns:r="http://schemas.openxmlformats.org/officeDocument/2006/relationships" xmlns:o="urn:schemas-microsoft-com:office:office" xmlns:v="urn:schemas-microsoft-com:vml" xmlns:w10="urn:schemas-microsoft-com:office:word" xmlns:a="http://schemas.openxmlformats.org/drawingml/2006/main" xmlns:pic="http://schemas.openxmlformats.org/drawingml/2006/picture" xmlns:wp="http://schemas.openxmlformats.org/drawingml/2006/wordprocessingDrawing">
   <w:body>
-    <w:bookmarkStart w:id="40" w:name="hafta-15-final-proje-gösterimleri"/>
+    <w:bookmarkStart w:id="52" w:name="hafta-15-final-proje-gösterimleri"/>
     <w:p>
       <w:pPr>
         <w:pStyle w:val="Heading1"/>
@@ -230,7 +230,7 @@
         </w:pict>
       </w:r>
     </w:p>
-    <w:bookmarkStart w:id="24" w:name="final-kontrolü-neyi-ölçer"/>
+    <w:bookmarkStart w:id="34" w:name="final-kontrolü-neyi-ölçer"/>
     <w:p>
       <w:pPr>
         <w:pStyle w:val="Heading2"/>
@@ -254,7 +254,7 @@
       <w:r>
         <w:drawing>
           <wp:inline>
-            <wp:extent cx="5759999" cy="2687780"/>
+            <wp:extent cx="5759999" cy="2920986"/>
             <wp:effectExtent b="0" l="0" r="0" t="0"/>
             <wp:docPr descr="RAP2 teslim içeriği" title="" id="21" name="Picture"/>
             <a:graphic>
@@ -275,7 +275,7 @@
                   <pic:spPr bwMode="auto">
                     <a:xfrm>
                       <a:off x="0" y="0"/>
-                      <a:ext cx="5759999" cy="2687780"/>
+                      <a:ext cx="5759999" cy="2920986"/>
                     </a:xfrm>
                     <a:prstGeom prst="rect">
                       <a:avLst/>
@@ -400,9 +400,28 @@
             <w:pPr>
               <w:pStyle w:val="Compact"/>
             </w:pPr>
-            <w:r>
-              <w:t xml:space="preserve">3, 10</w:t>
-            </w:r>
+            <w:hyperlink r:id="rId23">
+              <w:r>
+                <w:rPr>
+                  <w:rStyle w:val="Hyperlink"/>
+                </w:rPr>
+                <w:t xml:space="preserve">3</w:t>
+              </w:r>
+            </w:hyperlink>
+            <w:r>
+              <w:t xml:space="preserve">,</w:t>
+            </w:r>
+            <w:r>
+              <w:t xml:space="preserve"> </w:t>
+            </w:r>
+            <w:hyperlink r:id="rId24">
+              <w:r>
+                <w:rPr>
+                  <w:rStyle w:val="Hyperlink"/>
+                </w:rPr>
+                <w:t xml:space="preserve">10</w:t>
+              </w:r>
+            </w:hyperlink>
           </w:p>
         </w:tc>
       </w:tr>
@@ -450,9 +469,28 @@
             <w:pPr>
               <w:pStyle w:val="Compact"/>
             </w:pPr>
-            <w:r>
-              <w:t xml:space="preserve">3, 10</w:t>
-            </w:r>
+            <w:hyperlink r:id="rId23">
+              <w:r>
+                <w:rPr>
+                  <w:rStyle w:val="Hyperlink"/>
+                </w:rPr>
+                <w:t xml:space="preserve">3</w:t>
+              </w:r>
+            </w:hyperlink>
+            <w:r>
+              <w:t xml:space="preserve">,</w:t>
+            </w:r>
+            <w:r>
+              <w:t xml:space="preserve"> </w:t>
+            </w:r>
+            <w:hyperlink r:id="rId24">
+              <w:r>
+                <w:rPr>
+                  <w:rStyle w:val="Hyperlink"/>
+                </w:rPr>
+                <w:t xml:space="preserve">10</w:t>
+              </w:r>
+            </w:hyperlink>
           </w:p>
         </w:tc>
       </w:tr>
@@ -500,9 +538,42 @@
             <w:pPr>
               <w:pStyle w:val="Compact"/>
             </w:pPr>
-            <w:r>
-              <w:t xml:space="preserve">1, 3, 13</w:t>
-            </w:r>
+            <w:hyperlink r:id="rId25">
+              <w:r>
+                <w:rPr>
+                  <w:rStyle w:val="Hyperlink"/>
+                </w:rPr>
+                <w:t xml:space="preserve">1</w:t>
+              </w:r>
+            </w:hyperlink>
+            <w:r>
+              <w:t xml:space="preserve">,</w:t>
+            </w:r>
+            <w:r>
+              <w:t xml:space="preserve"> </w:t>
+            </w:r>
+            <w:hyperlink r:id="rId23">
+              <w:r>
+                <w:rPr>
+                  <w:rStyle w:val="Hyperlink"/>
+                </w:rPr>
+                <w:t xml:space="preserve">3</w:t>
+              </w:r>
+            </w:hyperlink>
+            <w:r>
+              <w:t xml:space="preserve">,</w:t>
+            </w:r>
+            <w:r>
+              <w:t xml:space="preserve"> </w:t>
+            </w:r>
+            <w:hyperlink r:id="rId26">
+              <w:r>
+                <w:rPr>
+                  <w:rStyle w:val="Hyperlink"/>
+                </w:rPr>
+                <w:t xml:space="preserve">13</w:t>
+              </w:r>
+            </w:hyperlink>
           </w:p>
         </w:tc>
       </w:tr>
@@ -550,9 +621,70 @@
             <w:pPr>
               <w:pStyle w:val="Compact"/>
             </w:pPr>
-            <w:r>
-              <w:t xml:space="preserve">4, 5, 6, 9, 14</w:t>
-            </w:r>
+            <w:hyperlink r:id="rId27">
+              <w:r>
+                <w:rPr>
+                  <w:rStyle w:val="Hyperlink"/>
+                </w:rPr>
+                <w:t xml:space="preserve">4</w:t>
+              </w:r>
+            </w:hyperlink>
+            <w:r>
+              <w:t xml:space="preserve">,</w:t>
+            </w:r>
+            <w:r>
+              <w:t xml:space="preserve"> </w:t>
+            </w:r>
+            <w:hyperlink r:id="rId28">
+              <w:r>
+                <w:rPr>
+                  <w:rStyle w:val="Hyperlink"/>
+                </w:rPr>
+                <w:t xml:space="preserve">5</w:t>
+              </w:r>
+            </w:hyperlink>
+            <w:r>
+              <w:t xml:space="preserve">,</w:t>
+            </w:r>
+            <w:r>
+              <w:t xml:space="preserve"> </w:t>
+            </w:r>
+            <w:hyperlink r:id="rId29">
+              <w:r>
+                <w:rPr>
+                  <w:rStyle w:val="Hyperlink"/>
+                </w:rPr>
+                <w:t xml:space="preserve">6</w:t>
+              </w:r>
+            </w:hyperlink>
+            <w:r>
+              <w:t xml:space="preserve">,</w:t>
+            </w:r>
+            <w:r>
+              <w:t xml:space="preserve"> </w:t>
+            </w:r>
+            <w:hyperlink r:id="rId30">
+              <w:r>
+                <w:rPr>
+                  <w:rStyle w:val="Hyperlink"/>
+                </w:rPr>
+                <w:t xml:space="preserve">9</w:t>
+              </w:r>
+            </w:hyperlink>
+            <w:r>
+              <w:t xml:space="preserve">,</w:t>
+            </w:r>
+            <w:r>
+              <w:t xml:space="preserve"> </w:t>
+            </w:r>
+            <w:hyperlink r:id="rId31">
+              <w:r>
+                <w:rPr>
+                  <w:rStyle w:val="Hyperlink"/>
+                </w:rPr>
+                <w:t xml:space="preserve">14</w:t>
+              </w:r>
+            </w:hyperlink>
           </w:p>
         </w:tc>
       </w:tr>
@@ -600,9 +732,28 @@
             <w:pPr>
               <w:pStyle w:val="Compact"/>
             </w:pPr>
-            <w:r>
-              <w:t xml:space="preserve">4, 12</w:t>
-            </w:r>
+            <w:hyperlink r:id="rId27">
+              <w:r>
+                <w:rPr>
+                  <w:rStyle w:val="Hyperlink"/>
+                </w:rPr>
+                <w:t xml:space="preserve">4</w:t>
+              </w:r>
+            </w:hyperlink>
+            <w:r>
+              <w:t xml:space="preserve">,</w:t>
+            </w:r>
+            <w:r>
+              <w:t xml:space="preserve"> </w:t>
+            </w:r>
+            <w:hyperlink r:id="rId32">
+              <w:r>
+                <w:rPr>
+                  <w:rStyle w:val="Hyperlink"/>
+                </w:rPr>
+                <w:t xml:space="preserve">12</w:t>
+              </w:r>
+            </w:hyperlink>
           </w:p>
         </w:tc>
       </w:tr>
@@ -650,9 +801,28 @@
             <w:pPr>
               <w:pStyle w:val="Compact"/>
             </w:pPr>
-            <w:r>
-              <w:t xml:space="preserve">12, 13</w:t>
-            </w:r>
+            <w:hyperlink r:id="rId32">
+              <w:r>
+                <w:rPr>
+                  <w:rStyle w:val="Hyperlink"/>
+                </w:rPr>
+                <w:t xml:space="preserve">12</w:t>
+              </w:r>
+            </w:hyperlink>
+            <w:r>
+              <w:t xml:space="preserve">,</w:t>
+            </w:r>
+            <w:r>
+              <w:t xml:space="preserve"> </w:t>
+            </w:r>
+            <w:hyperlink r:id="rId26">
+              <w:r>
+                <w:rPr>
+                  <w:rStyle w:val="Hyperlink"/>
+                </w:rPr>
+                <w:t xml:space="preserve">13</w:t>
+              </w:r>
+            </w:hyperlink>
           </w:p>
         </w:tc>
       </w:tr>
@@ -707,7 +877,7 @@
         </w:tc>
       </w:tr>
     </w:tbl>
-    <w:bookmarkStart w:id="23" w:name="X9ed6f7fe7e5867d4e50f468d00907ca0028a92e"/>
+    <w:bookmarkStart w:id="33" w:name="X9ed6f7fe7e5867d4e50f468d00907ca0028a92e"/>
     <w:p>
       <w:pPr>
         <w:pStyle w:val="Heading3"/>
@@ -1385,9 +1555,9 @@
         </w:pict>
       </w:r>
     </w:p>
-    <w:bookmarkEnd w:id="23"/>
-    <w:bookmarkEnd w:id="24"/>
-    <w:bookmarkStart w:id="28" w:name="hazırlık-kontrol-listesi-914.-haftalar"/>
+    <w:bookmarkEnd w:id="33"/>
+    <w:bookmarkEnd w:id="34"/>
+    <w:bookmarkStart w:id="39" w:name="hazırlık-kontrol-listesi-914.-haftalar"/>
     <w:p>
       <w:pPr>
         <w:pStyle w:val="Heading2"/>
@@ -1410,6 +1580,42 @@
     </w:p>
     <w:p>
       <w:pPr>
+        <w:pStyle w:val="BlockText"/>
+      </w:pPr>
+      <w:r>
+        <w:t xml:space="preserve">Kaynak:</w:t>
+      </w:r>
+      <w:r>
+        <w:t xml:space="preserve"> </w:t>
+      </w:r>
+      <w:hyperlink r:id="rId30">
+        <w:r>
+          <w:rPr>
+            <w:rStyle w:val="Hyperlink"/>
+          </w:rPr>
+          <w:t xml:space="preserve">Hafta 9 · Dönem projesi</w:t>
+        </w:r>
+      </w:hyperlink>
+      <w:r>
+        <w:t xml:space="preserve"> </w:t>
+      </w:r>
+      <w:r>
+        <w:t xml:space="preserve">·</w:t>
+      </w:r>
+      <w:r>
+        <w:t xml:space="preserve"> </w:t>
+      </w:r>
+      <w:hyperlink r:id="rId31">
+        <w:r>
+          <w:rPr>
+            <w:rStyle w:val="Hyperlink"/>
+          </w:rPr>
+          <w:t xml:space="preserve">Hafta 14 · Dönem projesi</w:t>
+        </w:r>
+      </w:hyperlink>
+    </w:p>
+    <w:p>
+      <w:pPr>
         <w:pStyle w:val="Compact"/>
         <w:numPr>
           <w:ilvl w:val="0"/>
@@ -1441,7 +1647,7 @@
         </w:numPr>
       </w:pPr>
       <w:r>
-        <w:t xml:space="preserve">Gizleme öncesi ve sonrası için ölçütler (anlamlı ad oranı, düz metin hassas dizge sayısı).</w:t>
+        <w:t xml:space="preserve">Gizleme öncesi ve sonrası için ölçütler (anlamlı ad oranı, düz metin hassas dize (string) sayısı).</w:t>
       </w:r>
     </w:p>
     <w:p>
@@ -1451,20 +1657,20 @@
       <w:r>
         <w:drawing>
           <wp:inline>
-            <wp:extent cx="5759999" cy="3638557"/>
+            <wp:extent cx="5759999" cy="4308877"/>
             <wp:effectExtent b="0" l="0" r="0" t="0"/>
-            <wp:docPr descr="Güvenlik kılavuzu haritası" title="" id="26" name="Picture"/>
+            <wp:docPr descr="Güvenlik kılavuzu haritası" title="" id="36" name="Picture"/>
             <a:graphic>
               <a:graphicData uri="http://schemas.openxmlformats.org/drawingml/2006/picture">
                 <pic:pic>
                   <pic:nvPicPr>
-                    <pic:cNvPr descr="h15-02-kilavuz-haritasi.png" id="27" name="Picture"/>
+                    <pic:cNvPr descr="h15-02-kilavuz-haritasi.png" id="37" name="Picture"/>
                     <pic:cNvPicPr>
                       <a:picLocks noChangeArrowheads="1" noChangeAspect="1"/>
                     </pic:cNvPicPr>
                   </pic:nvPicPr>
                   <pic:blipFill>
-                    <a:blip r:embed="rId25"/>
+                    <a:blip r:embed="rId35"/>
                     <a:stretch>
                       <a:fillRect/>
                     </a:stretch>
@@ -1472,7 +1678,7 @@
                   <pic:spPr bwMode="auto">
                     <a:xfrm>
                       <a:off x="0" y="0"/>
-                      <a:ext cx="5759999" cy="3638557"/>
+                      <a:ext cx="5759999" cy="4308877"/>
                     </a:xfrm>
                     <a:prstGeom prst="rect">
                       <a:avLst/>
@@ -1505,6 +1711,25 @@
     </w:p>
     <w:p>
       <w:pPr>
+        <w:pStyle w:val="BlockText"/>
+      </w:pPr>
+      <w:r>
+        <w:t xml:space="preserve">Kaynak:</w:t>
+      </w:r>
+      <w:r>
+        <w:t xml:space="preserve"> </w:t>
+      </w:r>
+      <w:hyperlink r:id="rId24">
+        <w:r>
+          <w:rPr>
+            <w:rStyle w:val="Hyperlink"/>
+          </w:rPr>
+          <w:t xml:space="preserve">Hafta 10 · Dönem projesi</w:t>
+        </w:r>
+      </w:hyperlink>
+    </w:p>
+    <w:p>
+      <w:pPr>
         <w:pStyle w:val="Compact"/>
         <w:numPr>
           <w:ilvl w:val="0"/>
@@ -1553,6 +1778,25 @@
     </w:p>
     <w:p>
       <w:pPr>
+        <w:pStyle w:val="BlockText"/>
+      </w:pPr>
+      <w:r>
+        <w:t xml:space="preserve">Kaynak:</w:t>
+      </w:r>
+      <w:r>
+        <w:t xml:space="preserve"> </w:t>
+      </w:r>
+      <w:hyperlink r:id="rId38">
+        <w:r>
+          <w:rPr>
+            <w:rStyle w:val="Hyperlink"/>
+          </w:rPr>
+          <w:t xml:space="preserve">Hafta 11 · Dönem projesi</w:t>
+        </w:r>
+      </w:hyperlink>
+    </w:p>
+    <w:p>
+      <w:pPr>
         <w:pStyle w:val="Compact"/>
         <w:numPr>
           <w:ilvl w:val="0"/>
@@ -1583,6 +1827,25 @@
     </w:p>
     <w:p>
       <w:pPr>
+        <w:pStyle w:val="BlockText"/>
+      </w:pPr>
+      <w:r>
+        <w:t xml:space="preserve">Kaynak:</w:t>
+      </w:r>
+      <w:r>
+        <w:t xml:space="preserve"> </w:t>
+      </w:r>
+      <w:hyperlink r:id="rId32">
+        <w:r>
+          <w:rPr>
+            <w:rStyle w:val="Hyperlink"/>
+          </w:rPr>
+          <w:t xml:space="preserve">Hafta 12 · Dönem projesi</w:t>
+        </w:r>
+      </w:hyperlink>
+    </w:p>
+    <w:p>
+      <w:pPr>
         <w:pStyle w:val="Compact"/>
         <w:numPr>
           <w:ilvl w:val="0"/>
@@ -1644,6 +1907,25 @@
     </w:p>
     <w:p>
       <w:pPr>
+        <w:pStyle w:val="BlockText"/>
+      </w:pPr>
+      <w:r>
+        <w:t xml:space="preserve">Kaynak:</w:t>
+      </w:r>
+      <w:r>
+        <w:t xml:space="preserve"> </w:t>
+      </w:r>
+      <w:hyperlink r:id="rId26">
+        <w:r>
+          <w:rPr>
+            <w:rStyle w:val="Hyperlink"/>
+          </w:rPr>
+          <w:t xml:space="preserve">Hafta 13 · Dönem projesi</w:t>
+        </w:r>
+      </w:hyperlink>
+    </w:p>
+    <w:p>
+      <w:pPr>
         <w:pStyle w:val="Compact"/>
         <w:numPr>
           <w:ilvl w:val="0"/>
@@ -1673,8 +1955,8 @@
         </w:pict>
       </w:r>
     </w:p>
-    <w:bookmarkEnd w:id="28"/>
-    <w:bookmarkStart w:id="34" w:name="gösterim-önerilen-akış"/>
+    <w:bookmarkEnd w:id="39"/>
+    <w:bookmarkStart w:id="45" w:name="gösterim-önerilen-akış"/>
     <w:p>
       <w:pPr>
         <w:pStyle w:val="Heading2"/>
@@ -1825,20 +2107,20 @@
       <w:r>
         <w:drawing>
           <wp:inline>
-            <wp:extent cx="5759999" cy="2283460"/>
+            <wp:extent cx="5759999" cy="1439331"/>
             <wp:effectExtent b="0" l="0" r="0" t="0"/>
-            <wp:docPr descr="Final gösterimi" title="" id="30" name="Picture"/>
+            <wp:docPr descr="Final gösterimi" title="" id="41" name="Picture"/>
             <a:graphic>
               <a:graphicData uri="http://schemas.openxmlformats.org/drawingml/2006/picture">
                 <pic:pic>
                   <pic:nvPicPr>
-                    <pic:cNvPr descr="h15-03-gosterim.png" id="31" name="Picture"/>
+                    <pic:cNvPr descr="h15-03-gosterim.png" id="42" name="Picture"/>
                     <pic:cNvPicPr>
                       <a:picLocks noChangeArrowheads="1" noChangeAspect="1"/>
                     </pic:cNvPicPr>
                   </pic:nvPicPr>
                   <pic:blipFill>
-                    <a:blip r:embed="rId29"/>
+                    <a:blip r:embed="rId40"/>
                     <a:stretch>
                       <a:fillRect/>
                     </a:stretch>
@@ -1846,7 +2128,7 @@
                   <pic:spPr bwMode="auto">
                     <a:xfrm>
                       <a:off x="0" y="0"/>
-                      <a:ext cx="5759999" cy="2283460"/>
+                      <a:ext cx="5759999" cy="1439331"/>
                     </a:xfrm>
                     <a:prstGeom prst="rect">
                       <a:avLst/>
@@ -1865,7 +2147,7 @@
         </w:drawing>
       </w:r>
     </w:p>
-    <w:bookmarkStart w:id="32" w:name="gösterimde-sorulabilecek-örnek-sorular"/>
+    <w:bookmarkStart w:id="43" w:name="gösterimde-sorulabilecek-örnek-sorular"/>
     <w:p>
       <w:pPr>
         <w:pStyle w:val="Heading3"/>
@@ -1958,8 +2240,8 @@
         <w:t xml:space="preserve">Hangi gereksinimi devrettiniz ve karşı taraf bunu nasıl karşılayacak?</w:t>
       </w:r>
     </w:p>
-    <w:bookmarkEnd w:id="32"/>
-    <w:bookmarkStart w:id="33" w:name="sık-yapılan-hatalar"/>
+    <w:bookmarkEnd w:id="43"/>
+    <w:bookmarkStart w:id="44" w:name="sık-yapılan-hatalar"/>
     <w:p>
       <w:pPr>
         <w:pStyle w:val="Heading3"/>
@@ -2180,9 +2462,9 @@
         </w:pict>
       </w:r>
     </w:p>
-    <w:bookmarkEnd w:id="33"/>
-    <w:bookmarkEnd w:id="34"/>
-    <w:bookmarkStart w:id="38" w:name="akademik-dürüstlük"/>
+    <w:bookmarkEnd w:id="44"/>
+    <w:bookmarkEnd w:id="45"/>
+    <w:bookmarkStart w:id="49" w:name="akademik-dürüstlük"/>
     <w:p>
       <w:pPr>
         <w:pStyle w:val="Heading2"/>
@@ -2224,20 +2506,20 @@
       <w:r>
         <w:drawing>
           <wp:inline>
-            <wp:extent cx="5759999" cy="2470728"/>
+            <wp:extent cx="5759999" cy="2255927"/>
             <wp:effectExtent b="0" l="0" r="0" t="0"/>
-            <wp:docPr descr="S16: plan değil sonuç" title="" id="36" name="Picture"/>
+            <wp:docPr descr="S16: plan değil sonuç" title="" id="47" name="Picture"/>
             <a:graphic>
               <a:graphicData uri="http://schemas.openxmlformats.org/drawingml/2006/picture">
                 <pic:pic>
                   <pic:nvPicPr>
-                    <pic:cNvPr descr="h15-04-s16.png" id="37" name="Picture"/>
+                    <pic:cNvPr descr="h15-04-s16.png" id="48" name="Picture"/>
                     <pic:cNvPicPr>
                       <a:picLocks noChangeArrowheads="1" noChangeAspect="1"/>
                     </pic:cNvPicPr>
                   </pic:nvPicPr>
                   <pic:blipFill>
-                    <a:blip r:embed="rId35"/>
+                    <a:blip r:embed="rId46"/>
                     <a:stretch>
                       <a:fillRect/>
                     </a:stretch>
@@ -2245,7 +2527,7 @@
                   <pic:spPr bwMode="auto">
                     <a:xfrm>
                       <a:off x="0" y="0"/>
-                      <a:ext cx="5759999" cy="2470728"/>
+                      <a:ext cx="5759999" cy="2255927"/>
                     </a:xfrm>
                     <a:prstGeom prst="rect">
                       <a:avLst/>
@@ -2271,8 +2553,8 @@
         </w:pict>
       </w:r>
     </w:p>
-    <w:bookmarkEnd w:id="38"/>
-    <w:bookmarkStart w:id="39" w:name="dönem-sonunda"/>
+    <w:bookmarkEnd w:id="49"/>
+    <w:bookmarkStart w:id="51" w:name="dönem-sonunda"/>
     <w:p>
       <w:pPr>
         <w:pStyle w:val="Heading2"/>
@@ -2318,11 +2600,22 @@
         </w:numPr>
       </w:pPr>
       <w:r>
-        <w:t xml:space="preserve">Quiz-2 final döneminde yapılır; kapsam 9–14. haftalardır (16. hafta sayfası).</w:t>
-      </w:r>
-    </w:p>
-    <w:bookmarkEnd w:id="39"/>
-    <w:bookmarkEnd w:id="40"/>
+        <w:t xml:space="preserve">Quiz-2 final döneminde yapılır; kapsam 9–14. haftalardır (</w:t>
+      </w:r>
+      <w:hyperlink r:id="rId50">
+        <w:r>
+          <w:rPr>
+            <w:rStyle w:val="Hyperlink"/>
+          </w:rPr>
+          <w:t xml:space="preserve">16. hafta sayfası</w:t>
+        </w:r>
+      </w:hyperlink>
+      <w:r>
+        <w:t xml:space="preserve">).</w:t>
+      </w:r>
+    </w:p>
+    <w:bookmarkEnd w:id="51"/>
+    <w:bookmarkEnd w:id="52"/>
     <w:sectPr>
       <w:headerReference r:id="rId9" w:type="default"/>
       <w:footerReference r:id="rId10" w:type="default"/>
